--- a/templates/SARL AU/SARL-AU_2026-06_Attestation-Domiciliation-Initiale_Template.docx
+++ b/templates/SARL AU/SARL-AU_2026-06_Attestation-Domiciliation-Initiale_Template.docx
@@ -156,7 +156,7 @@
           <w:u w:val="double"/>
           <w:lang w:val="fr-FR"/>
         </w:rPr>
-        <w:t>({{ SOCIETE_FORME_JURIDIQUE }})</w:t>
+        <w:t>(_SOCIETE_FORME_JURIDIQUE_)</w:t>
       </w:r>
     </w:p>
     <w:p>
@@ -483,7 +483,7 @@
           <w:szCs w:val="24"/>
           <w:lang w:val="fr-FR"/>
         </w:rPr>
-        <w:t xml:space="preserve">Déclare par la présente suivant le dahir N°1-18-110 du 2 Joumada I 1440 (09/01/2019) portant promulgation de la loi 89-17 titre VIII modifiant et complétant la loi 15-95 formant le code de commerce, Donner domiciliation à la société </w:t>
+        <w:t xml:space="preserve">Déclare par la présente suivant le dahir N°1-18-110 du 2 Joumada I 1440 (09/01/2019) portant promulgation de la loi 89-17 titre VIII modifiant et complétant la loi 15-95 formant le code de commerce, Donner domiciliation à la société _SOCIETE_RAISON_SOCIALE_ _SOCIETE_FORME_JURIDIQUE_, sous l’ICE N° _SOCIETE_ICE_ à l’adresse suivante :</w:t>
       </w:r>
       <w:proofErr w:type="gramStart"/>
       <w:r>
@@ -496,7 +496,7 @@
           <w:szCs w:val="28"/>
           <w:lang w:val="fr-FR"/>
         </w:rPr>
-        <w:t>{{ SOCIETE</w:t>
+        <w:t/>
       </w:r>
       <w:proofErr w:type="gramEnd"/>
       <w:r>
@@ -509,7 +509,7 @@
           <w:szCs w:val="28"/>
           <w:lang w:val="fr-FR"/>
         </w:rPr>
-        <w:t>_RAISON_</w:t>
+        <w:t/>
       </w:r>
       <w:proofErr w:type="gramStart"/>
       <w:r>
@@ -522,7 +522,7 @@
           <w:szCs w:val="28"/>
           <w:lang w:val="fr-FR"/>
         </w:rPr>
-        <w:t>SOCIALE }</w:t>
+        <w:t/>
       </w:r>
       <w:proofErr w:type="gramEnd"/>
       <w:r>
@@ -535,7 +535,7 @@
           <w:szCs w:val="28"/>
           <w:lang w:val="fr-FR"/>
         </w:rPr>
-        <w:t xml:space="preserve">} </w:t>
+        <w:t xml:space="preserve"/>
       </w:r>
       <w:proofErr w:type="gramStart"/>
       <w:r>
@@ -548,7 +548,7 @@
           <w:szCs w:val="28"/>
           <w:lang w:val="fr-FR"/>
         </w:rPr>
-        <w:t>{{ SOCIETE</w:t>
+        <w:t/>
       </w:r>
       <w:proofErr w:type="gramEnd"/>
       <w:r>
@@ -561,7 +561,7 @@
           <w:szCs w:val="28"/>
           <w:lang w:val="fr-FR"/>
         </w:rPr>
-        <w:t>_FORME_</w:t>
+        <w:t/>
       </w:r>
       <w:proofErr w:type="gramStart"/>
       <w:r>
@@ -574,7 +574,7 @@
           <w:szCs w:val="28"/>
           <w:lang w:val="fr-FR"/>
         </w:rPr>
-        <w:t>JURIDIQUE }</w:t>
+        <w:t/>
       </w:r>
       <w:proofErr w:type="gramEnd"/>
       <w:r>
@@ -587,49 +587,49 @@
           <w:szCs w:val="28"/>
           <w:lang w:val="fr-FR"/>
         </w:rPr>
-        <w:t>}</w:t>
-      </w:r>
-      <w:r>
-        <w:rPr>
-          <w:rFonts w:ascii="Times New Roman" w:hAnsi="Times New Roman"/>
-          <w:b/>
-          <w:bCs/>
-          <w:sz w:val="24"/>
-          <w:szCs w:val="24"/>
-          <w:lang w:val="fr-FR"/>
-        </w:rPr>
-        <w:t xml:space="preserve">, </w:t>
-      </w:r>
-      <w:r>
-        <w:rPr>
-          <w:rFonts w:ascii="Times New Roman" w:hAnsi="Times New Roman"/>
-          <w:sz w:val="24"/>
-          <w:szCs w:val="24"/>
-          <w:lang w:val="fr-FR"/>
-        </w:rPr>
-        <w:t>sous</w:t>
-      </w:r>
-      <w:r>
-        <w:rPr>
-          <w:rFonts w:ascii="Times New Roman" w:hAnsi="Times New Roman"/>
-          <w:b/>
-          <w:bCs/>
-          <w:sz w:val="24"/>
-          <w:szCs w:val="24"/>
-          <w:lang w:val="fr-FR"/>
-        </w:rPr>
-        <w:t xml:space="preserve"> l’</w:t>
-      </w:r>
-      <w:r>
-        <w:rPr>
-          <w:rFonts w:ascii="Times New Roman" w:hAnsi="Times New Roman"/>
-          <w:b/>
-          <w:bCs/>
-          <w:sz w:val="24"/>
-          <w:szCs w:val="24"/>
-          <w:lang w:val="fr-FR"/>
-        </w:rPr>
-        <w:t xml:space="preserve">ICE N° </w:t>
+        <w:t/>
+      </w:r>
+      <w:r>
+        <w:rPr>
+          <w:rFonts w:ascii="Times New Roman" w:hAnsi="Times New Roman"/>
+          <w:b/>
+          <w:bCs/>
+          <w:sz w:val="24"/>
+          <w:szCs w:val="24"/>
+          <w:lang w:val="fr-FR"/>
+        </w:rPr>
+        <w:t xml:space="preserve"/>
+      </w:r>
+      <w:r>
+        <w:rPr>
+          <w:rFonts w:ascii="Times New Roman" w:hAnsi="Times New Roman"/>
+          <w:sz w:val="24"/>
+          <w:szCs w:val="24"/>
+          <w:lang w:val="fr-FR"/>
+        </w:rPr>
+        <w:t/>
+      </w:r>
+      <w:r>
+        <w:rPr>
+          <w:rFonts w:ascii="Times New Roman" w:hAnsi="Times New Roman"/>
+          <w:b/>
+          <w:bCs/>
+          <w:sz w:val="24"/>
+          <w:szCs w:val="24"/>
+          <w:lang w:val="fr-FR"/>
+        </w:rPr>
+        <w:t xml:space="preserve"/>
+      </w:r>
+      <w:r>
+        <w:rPr>
+          <w:rFonts w:ascii="Times New Roman" w:hAnsi="Times New Roman"/>
+          <w:b/>
+          <w:bCs/>
+          <w:sz w:val="24"/>
+          <w:szCs w:val="24"/>
+          <w:lang w:val="fr-FR"/>
+        </w:rPr>
+        <w:t xml:space="preserve"/>
       </w:r>
       <w:proofErr w:type="gramStart"/>
       <w:r>
@@ -641,7 +641,7 @@
           <w:szCs w:val="24"/>
           <w:lang w:val="fr-FR"/>
         </w:rPr>
-        <w:t>{{ SOCIETE</w:t>
+        <w:t/>
       </w:r>
       <w:proofErr w:type="gramEnd"/>
       <w:r>
@@ -653,7 +653,7 @@
           <w:szCs w:val="24"/>
           <w:lang w:val="fr-FR"/>
         </w:rPr>
-        <w:t>_</w:t>
+        <w:t/>
       </w:r>
       <w:proofErr w:type="gramStart"/>
       <w:r>
@@ -665,7 +665,7 @@
           <w:szCs w:val="24"/>
           <w:lang w:val="fr-FR"/>
         </w:rPr>
-        <w:t>ICE }</w:t>
+        <w:t/>
       </w:r>
       <w:proofErr w:type="gramEnd"/>
       <w:r>
@@ -677,16 +677,16 @@
           <w:szCs w:val="24"/>
           <w:lang w:val="fr-FR"/>
         </w:rPr>
-        <w:t xml:space="preserve">} </w:t>
-      </w:r>
-      <w:r>
-        <w:rPr>
-          <w:rFonts w:ascii="Times New Roman" w:hAnsi="Times New Roman"/>
-          <w:sz w:val="24"/>
-          <w:szCs w:val="24"/>
-          <w:lang w:val="fr-FR"/>
-        </w:rPr>
-        <w:t>à l’adresse suivante :</w:t>
+        <w:t xml:space="preserve"/>
+      </w:r>
+      <w:r>
+        <w:rPr>
+          <w:rFonts w:ascii="Times New Roman" w:hAnsi="Times New Roman"/>
+          <w:sz w:val="24"/>
+          <w:szCs w:val="24"/>
+          <w:lang w:val="fr-FR"/>
+        </w:rPr>
+        <w:t/>
       </w:r>
     </w:p>
     <w:p>
@@ -776,7 +776,7 @@
           <w:szCs w:val="32"/>
           <w:lang w:val="fr-FR"/>
         </w:rPr>
-        <w:t xml:space="preserve">{{ CONTRAT_DUREE_MOIS }} </w:t>
+        <w:t xml:space="preserve">_CONTRAT_DUREE_MOIS_ </w:t>
       </w:r>
       <w:r>
         <w:rPr>
@@ -799,7 +799,7 @@
           <w:szCs w:val="32"/>
           <w:lang w:val="fr-FR"/>
         </w:rPr>
-        <w:t>{{ CONTRAT_DATE_DEBUT }}</w:t>
+        <w:t>_CONTRAT_DATE_DEBUT_</w:t>
       </w:r>
       <w:r>
         <w:rPr>
@@ -834,7 +834,7 @@
           <w:szCs w:val="32"/>
           <w:lang w:val="fr-FR"/>
         </w:rPr>
-        <w:t>{{ CONTRAT_DATE_FIN }}</w:t>
+        <w:t>_CONTRAT_DATE_FIN_</w:t>
       </w:r>
     </w:p>
     <w:p>
@@ -967,7 +967,7 @@
           <w:szCs w:val="24"/>
           <w:lang w:val="fr-FR"/>
         </w:rPr>
-        <w:t>{{ CONTRAT_DATE }}</w:t>
+        <w:t>_CONTRAT_DATE_</w:t>
       </w:r>
     </w:p>
     <w:sectPr>
